--- a/example_articles/countries/Italy/3.countries_Italy_New_York_Times.docx
+++ b/example_articles/countries/Italy/3.countries_Italy_New_York_Times.docx
@@ -27,17 +27,17 @@
     </w:p>
     <w:p>
       <w:r>
-        <w:t>Source File: NYT/32.DOCX</w:t>
+        <w:t>Source file: NYT/32.DOCX</w:t>
       </w:r>
     </w:p>
     <w:p>
       <w:r>
-        <w:t>Raw locations result: ['Italy']</w:t>
+        <w:t>Raw locations result, 'locations': ['Italy']</w:t>
       </w:r>
     </w:p>
     <w:p>
       <w:r>
-        <w:t>countries_stand_flat (Standardized): Italy</w:t>
+        <w:t>Standardized locations result, 'countries_stand_flat': Italy</w:t>
       </w:r>
     </w:p>
     <w:p>

--- a/example_articles/countries/Italy/3.countries_Italy_New_York_Times.docx
+++ b/example_articles/countries/Italy/3.countries_Italy_New_York_Times.docx
@@ -7,7 +7,9 @@
         <w:pStyle w:val="Heading1"/>
       </w:pPr>
       <w:r>
-        <w:t>Immigration Law's Fine Print Emerges, Setting Off a Debate About Welfare Provisions</w:t>
+        <w:t>ENCOUNTERS;</w:t>
+        <w:br/>
+        <w:t>When In Rome, Get A Haircut</w:t>
       </w:r>
     </w:p>
     <w:p>
@@ -17,17 +19,17 @@
     </w:p>
     <w:p>
       <w:r>
-        <w:t>Date: 1997-10-20</w:t>
+        <w:t>Date: 1995-05-14</w:t>
       </w:r>
     </w:p>
     <w:p>
       <w:r>
-        <w:t>Section: Section A; ; Section A; Page 14; Column 1; National Desk ; Column 1;</w:t>
+        <w:t>Section: Section 6; ; Section 6;  Part 2;  Page 61;  Column 1;  Sophisticated Traveler Magazine ; Part 2; ; Column 1;</w:t>
       </w:r>
     </w:p>
     <w:p>
       <w:r>
-        <w:t>Source file: NYT/32.DOCX</w:t>
+        <w:t>Source file: NYT/51.DOCX</w:t>
       </w:r>
     </w:p>
     <w:p>
@@ -49,65 +51,39 @@
     </w:p>
     <w:p>
       <w:r>
-        <w:t>On Dec. 19, the Government will begin enforcing a new law that will make it more difficult for poor and working-class immigrants living legally in the United States to have members of their families immigrate to join them.</w:t>
+        <w:t>Having lived in Rome for a dozen years, I fly back once or twice annually and always go through the same rituals of readjustment. I slug down a cappuccino, I order a bowl of spaghetti con vongole -- and I have a haircut. This last act may seem strange, but in fact it signifies that I've truly returned. Rome is a city scaled to human dimensions and can only be summed up by a person. For me, that person is Sandra Kennedy, a hairdresser whose pluck, talent for improvisation, cleverness, self-deprecating humor, beauty and tensile strength are the embodiment of a metropolis that calls itself eternal, yet displays the frenetic energy of a fruit fly living only for the moment.</w:t>
         <w:br/>
-        <w:t>The law will require an income test for the half a million legal immigrants and citizens who annually seek to bring relatives to the United States. Research sponsored by the Government found that 30 percent of the sponsors of immigrants would not have passed the new income test.</w:t>
+        <w:t>When I first met Sandra, almost 25 years ago, my hair was dense and dark, and I had sideburns down to my shoulder pads. A couple of times a year she clipped my mane. She also tended to the coiffeur of my wife, Linda, which in those days resembled Anouk Aimee's windblown look in the 60's romantic French film "A Man and a Woman."</w:t>
         <w:br/>
-        <w:t>Under the new law, the sponsoring relatives will generally be required to prove that they earn 125 percent of the poverty level, or $20,062 this year for a family of four.</w:t>
+        <w:t>After we had two sons, visits to Sandra's salon became a family affair. By then my locks were white and not nearly as thick, but Sandra looked after them with unfailing solicitude. I was always amazed by the grace with which she dealt with people who believed they never changed. In fact, it was she, always well groomed, working in stylish clothes -- no dowdy smocks for Sandra -- who remained unchanged. Moving from client to client, head to head, conversation to conversation, Sandra was, for my family, as for many others, a fixed point in our otherwise chaotic and kaleidoscopic Roman life.</w:t>
         <w:br/>
-        <w:t>Forty pages of rules spelling out how the law will be applied and when it takes effect will be published today in The Federal Register.</w:t>
+        <w:t>That Sandra is a foreigner -- she immigrated to Italy from Australia more than 25 years ago -- does not render her a less representative figure. To the contrary. As with many of the world's capital cities, Rome is largely populated by people from other places, and be they from the provinces or from distant lands, the majority are passionate converts whose commitment to where they live exceeds the zeal of natives. Blond and blue-eyed, with an enameled exterior and a warm, caring heart, a lively wit and a perceptive take on people, Sandra chose Rome over London, Paris, New York and Los Angeles, and by that choice she defined the abiding appeal of the city in the very act of defining herself.</w:t>
         <w:br/>
-        <w:t>The new law also requires the sponsoring families to sign contracts to support the newcomers and to reimburse the Government if their relatives receive welfare benefits.</w:t>
+        <w:t>Trained as a high-fashion hairdresser, Sandra Kennedy left her hometown of Melbourne in the mid-60's and settled in London, which in those days was reputed to swing "like a pendulum do." It certainly swung for Sandra, who worked for Vogue and later for Vidal Sassoon; in the course of an average day she might be called on by Elizabeth Taylor for a comb out. But as Sandra explains, her deepest desire was "to live in a Latin country," and so in 1968 she moved to Rome, which at the time had become a center of high fashion and film making. Nicknamed Hollywood on the Tiber, the town teemed with movie stars, and Sandra found herself living the fantasy of those self-willed romantic women who run through English language fiction in a straight line from Henry James's Daisy Miller to Tennessee Williams's Mrs. Stone. She landed a few bit parts in movies and started a business in her home, where she did the hair of Clint Eastwood, Peter Finch, Peter Lawford, Vic Morrow and Carroll Baker. Eventually, after she managed to negotiate her path through the city's notorious red tape, she got a permit to open her own elegant salon on Via Barberini, near the end of Via Veneto, and the customers, including Gore Vidal, Joseph Losey and Morris West, kept coming.</w:t>
         <w:br/>
-        <w:t>But the new rules limit the definition of such public aid to the major anti-poverty programs -- food stamps, Medicaid and income supports for low-income families and for poor people who are elderly or disabled.</w:t>
+        <w:t>But as close readers of novels set in Italy might have warned Sandra, the moral of most stories about foreigners, especially women, who are expatriates in Rome is that they wind up deluded, spiritually destroyed or dead. Sure enough, the blind forces of history, economics, politics and terrorism fell upon her. In the late 60's and early 70's, a series of labor disputes and national strikes immobilized the city, and customers couldn't reach Sandra's salon. The Red Brigades, a gang of urban guerrillas, began kneecapping, kidnapping and occasionally killing elected officials, and tourists stopped traveling to Rome. The dollar plunged in value against the lira, the cost of living soared, and movie companies decided it was too expensive and dangerous to film in Hollywood on the Tiber. Then Sandra's landlord announced that he wanted her to vacate the premises so that he could rent to a higher-paying tenant. He reiterated his demand in the time-honored local fashion by breaking into her shop in the middle of the night and smashing all her equipment.</w:t>
         <w:br/>
-        <w:t>The new reimbursement requirement will have little impact for at least a few years because the welfare law adopted last year made most legal immigrants who enter the country after August 1996 ineligible for the major Federal anti-poverty programs for at least five years.</w:t>
+        <w:t>FAINTER SOUL MIGHT have fled, but Sandra Kennedy wasn't about to be run out of town. Taking to heart the local aphorism, "Only for death is there no solution," she adapted to changing circumstances and started over. In a reflection of the demographic shift away from areas that used to signify la dolce vita, Sandra moved across town and opened a shop on the Via di Santa Cecilia in the ancient rione of Trastevere. Friends cautioned her that nobody who was anybody would come there. Far from the formally chic areas around Via Veneto, Trastevere -- literally "across the Tiber" -- was in those days a tough working-class neighborhood, suspicious of outsiders, staunchly Communist in politics and seedy and rakish, even if picturesque, in appearance. In its labyrinth of streets, laundry fluttered from overhead lines, housewives leaned out of windows walloping grit from carpets, old ladies watered the cobblestones in front of their apartments and boisterous boys kicked soccer balls.</w:t>
         <w:br/>
-        <w:t>The rules exempt the sponsoring families from reimbursing the Government if their relatives use a range of smaller programs, including school lunches, Head Start, foster care, student loans and emergency medical care.</w:t>
+        <w:t>In a painful early baptism by fire, Sandra was badly injured in the course of a purse snatching. Still, she stuck it out and dealt with the trouble on a personal basis, without calling in the police. This helped win the approval of the neighborhood. "The Italians came through for me," Sandra says. "They passed the word not to touch me and I was to be left alone." Eventually much of the neighborhood became gentrified and modestly well-off, and these days C.I.A. agents and N.P.R. reporters call Trastevere home.</w:t>
         <w:br/>
-        <w:t>Before the new law was passed, there was no income requirement for families sponsoring their relatives, nor had the courts found sponsors' general promises to support relatives to be legally enforceable.</w:t>
+        <w:t>It never hurt her, Sandra concedes, that she was blond and single. "Italians love women. They love to flatter them. Of course, it can get annoying. But as long as I smiled, and my smile had a sliver of ice in it, I was all right."</w:t>
         <w:br/>
-        <w:t>Typically, able-bodied immigrants who showed proof that they had a job waiting for them in the United States were not required to have sponsors who promised to support them indefinitely.</w:t>
+        <w:t>The key to survival and success, she acknowledges, was not just to learn the language, but to master the prevailing mores. "In the beginning it was my Anglo-Saxon mentality versus their Latin culture. I realize now sometimes I was wrong. I'd go to the bank, for instance, and they'd ask me to sit down and have a coffee. I'd get angry and say, 'I'm here to do business, not socialize.' Now I'm the one to offer coffee."</w:t>
         <w:br/>
-        <w:t>The new rules drew sharp criticism on Friday from an author of the law, Representative Lamar Smith, Republican of Texas and chairman of the House immigration subcommittee, who said the Clinton Administration had defined the liability of sponsoring families too narrowly and should have defined welfare benefits more broadly.</w:t>
+        <w:t>HAIRDRESSING FOR WOmen and haircutting for men are only a minor part of the services Sandra provides for a clientele that ranges over a broad spectrum representing every aspect of Roman life. True, she still deals with celebrities, movie stars, directors on location, a contingent of international journalists and television correspondents, and diplomats from every continent. But she also has plenty of Italian customers, including priests and nuns, and a pride of scholars from the American Academy comes down from its marble tower to have a trim, a tint or a touch-up and a quick fill of news and gossip. In recent years at Sandra's, I remember bumping into Gjertrude Schnackenberg, the famously beautiful poet. Her husband, the philosopher Robert Nozick, sat reading essays on the sublime while Gjertrude had her hair done. If I had ever had any doubts that this was an altogether different tonsorial establishment, that encounter ended them.</w:t>
         <w:br/>
-        <w:t>"The effect of the Administration's groundless interpretation will be to relieve immigrants' sponsors of all responsibility to repay the taxpayers for a vast set of welfare benefits," Mr. Smith said.</w:t>
+        <w:t>For reasons Sandra can't quite understand, many of her current Italian clients are teachers and psychiatrists. But then she herself has become proficient as a pedagogue and a therapist. "People bring me all sorts of problems," she says, and in this baroquely complicated city plagued by a byzantine bureaucracy, she often finds herself serving as a community liaison. "I remember the problems I had. So I'm happy to explain the system or introduce people to doctors or lawyers." (In my case, she kept an eye out for tennis players and arranged many a match for me.)</w:t>
         <w:br/>
-        <w:t>But Federal officials said their interpretation of which welfare benefits were covered was consistent with both the law and Congressional intent. They included programs in which benefits are based on recipients' incomes and spending is mandated by Congress. Programs like Head Start, whose financing is discretionary, were not included.</w:t>
+        <w:t>"The only thing I stay away from is real estate," she says. "The apartment situation here is impossible. Otherwise, I love Italy. It is my home. I can't think of living anywhere else. But remember, I'm living in the real Italy, not the fantasy."</w:t>
         <w:br/>
-        <w:t>The Clinton Administration opposed the new income test for sponsors, but it supported the requirement that sponsors sign contracts to support their relatives.</w:t>
         <w:br/>
-        <w:t>Despite their disagreement over the definition of welfare benefits, both the Congressional authors of the provision and Clinton Administration officials say the law, part of the immigration bill adopted in September 1996, sends an important signal to immigrants that their sponsoring families are responsible for supporting them.</w:t>
+        <w:t>Graphic</w:t>
         <w:br/>
-        <w:t>Under the guidelines, sponsors will have to commit to supporting immigrant relatives until the new arrivals have become citizens, worked for 10 years in this country, left the United States permanently or died. If the immigrants receive welfare benefits, state and local government agencies will be able to sue their sponsors for reimbursement.</w:t>
         <w:br/>
-        <w:t>Advocates for immigrants and some scholars say the income test will have unnecessarily harsh consequences and is likely to backfire. It will prevent many poor and working-class immigrants and citizens who do not meet the new test from legally bringing in relatives even though those relatives would be unlikely to wind up on welfare under the new welfare law, they said. And it will encourage wives, children and others who want to be reunited with their families in this country to come illegally, the critics of the income test say.</w:t>
+        <w:t xml:space="preserve"> </w:t>
         <w:br/>
-        <w:t>"It's another example of the law of unintended consequences," said Thomas Espenshade, a sociology professor at Princeton University. "It's particularly perverse because Congress has long set as its objective to preserve legal immigration and reduce the number of immigrants coming illegally."</w:t>
-        <w:br/>
-        <w:t>The new income test will make it extremely difficult for immigrants who work in the underground economy and do not pay taxes to bring in relatives, even if the relative has a job offer here.</w:t>
-        <w:br/>
-        <w:t>For example, some farm workers, day laborers and sweatshop workers may have trouble qualifying as sponsors. The new guidelines state that sponsors must provide income tax returns for the past three years to establish their income.</w:t>
-        <w:br/>
-        <w:t>The new law is also likely to hit Mexicans and Salvadorans hard because their incomes are generally lower than those of other groups, according to research sponsored by the Immigration and Naturalization Service that has not yet been released. The analysis of a random survey of 2,160 statements signed by sponsors of family immigrants in 1994 found that roughly half of Mexicans and Salvadorans would not have met the new requirement.</w:t>
-        <w:br/>
-        <w:t>A third of Dominicans and Koreans, a fourth of Chinese and Jamaicans and a fifth of Filipinos, Indians and Vietnamese would not have met the requirement, say several people familiar with the survey, including both critics and supporters of the new law. Over all, the survey found that 3 immigrants in 10 had incomes below the new standard.</w:t>
-        <w:br/>
-        <w:t>Similarly, a study of 1993 Census Bureau data by the Urban Institute, a nonprofit research group in Washington, found that 40 percent of immigrant families and a quarter of Americans born in the United States would not make enough to sponsor an immigrant.</w:t>
-        <w:br/>
-        <w:t>But it is impossible to predict how many prospective immigrants will be excluded because the guidelines provide two ways that poor families can bring in their relatives, even if the head of household alone does not earn enough to qualify.</w:t>
-        <w:br/>
-        <w:t>Family members who have lived in the sponsoring household for at least six months can pool their earnings to reach the income standard, though each person must then sign a contract promising to help support the newcomer.</w:t>
-        <w:br/>
-        <w:t>The family is also allowed to find an employer, friend or relative who is not part of the household to co-sponsor the immigrant. Again, the co-sponsor has to sign a contract to support the immigrant in hard times.</w:t>
-        <w:br/>
-        <w:t>Advocates for immigrants say that families who are considering sponsoring relatives fear that the new rules can spell financial ruin in extreme circumstances and play havoc with relations within families.</w:t>
-        <w:br/>
-        <w:t>What if a relative develops a catastrophically expensive illness after arriving? What if a husband brings in his wife, and she leaves him for another man? Under the guidelines, divorce does not release a sponsor from the responsibility to support a former spouse. In fact, immigrants can sue their sponsors for financial support under the new rules.</w:t>
-        <w:br/>
-        <w:t>The immigration service says it will keep computer records on the estimated 565,000 immigrants who will be sponsored annually by family members and will make this information available to state and Federal agencies that provide welfare benefits.</w:t>
-        <w:br/>
-        <w:t>Sponsoring relatives will be required to notify the immigration service if they move. Sponsors who fail to send in a change of address form can be fined $250 to $2,000, or up to $5,000 if they know that a relative they sponsored has received welfare benefits.</w:t>
+        <w:t>Photo: Sandra Kennedy -- therapist and ombudsman as well as hairdresser -- at work in her salon on Via di Santa Cecilia in Trastevere. (Brooks Walker for The New York Times)</w:t>
       </w:r>
     </w:p>
     <w:sectPr>

--- a/example_articles/countries/Italy/3.countries_Italy_New_York_Times.docx
+++ b/example_articles/countries/Italy/3.countries_Italy_New_York_Times.docx
@@ -7,9 +7,7 @@
         <w:pStyle w:val="Heading1"/>
       </w:pPr>
       <w:r>
-        <w:t>ENCOUNTERS;</w:t>
-        <w:br/>
-        <w:t>When In Rome, Get A Haircut</w:t>
+        <w:t>Word of the Day: disdainful; Word of the day</w:t>
       </w:r>
     </w:p>
     <w:p>
@@ -19,17 +17,17 @@
     </w:p>
     <w:p>
       <w:r>
-        <w:t>Date: 1995-05-14</w:t>
+        <w:t>Date: 2023-07-03</w:t>
       </w:r>
     </w:p>
     <w:p>
       <w:r>
-        <w:t>Section: Section 6; ; Section 6;  Part 2;  Page 61;  Column 1;  Sophisticated Traveler Magazine ; Part 2; ; Column 1;</w:t>
+        <w:t>Section: LEARNING</w:t>
       </w:r>
     </w:p>
     <w:p>
       <w:r>
-        <w:t>Source file: NYT/51.DOCX</w:t>
+        <w:t>Source file: NYT/4.DOCX</w:t>
       </w:r>
     </w:p>
     <w:p>
@@ -51,39 +49,37 @@
     </w:p>
     <w:p>
       <w:r>
-        <w:t>Having lived in Rome for a dozen years, I fly back once or twice annually and always go through the same rituals of readjustment. I slug down a cappuccino, I order a bowl of spaghetti con vongole -- and I have a haircut. This last act may seem strange, but in fact it signifies that I've truly returned. Rome is a city scaled to human dimensions and can only be summed up by a person. For me, that person is Sandra Kennedy, a hairdresser whose pluck, talent for improvisation, cleverness, self-deprecating humor, beauty and tensile strength are the embodiment of a metropolis that calls itself eternal, yet displays the frenetic energy of a fruit fly living only for the moment.</w:t>
+        <w:t>This word has appeared in 26 articles on NYTimes.com in the past year. Can you use it in a sentence?</w:t>
         <w:br/>
-        <w:t>When I first met Sandra, almost 25 years ago, my hair was dense and dark, and I had sideburns down to my shoulder pads. A couple of times a year she clipped my mane. She also tended to the coiffeur of my wife, Linda, which in those days resembled Anouk Aimee's windblown look in the 60's romantic French film "A Man and a Woman."</w:t>
+        <w:t>disdainful \ dis-ˈdān-fəl \ adjective</w:t>
         <w:br/>
-        <w:t>After we had two sons, visits to Sandra's salon became a family affair. By then my locks were white and not nearly as thick, but Sandra looked after them with unfailing solicitude. I was always amazed by the grace with which she dealt with people who believed they never changed. In fact, it was she, always well groomed, working in stylish clothes -- no dowdy smocks for Sandra -- who remained unchanged. Moving from client to client, head to head, conversation to conversation, Sandra was, for my family, as for many others, a fixed point in our otherwise chaotic and kaleidoscopic Roman life.</w:t>
+        <w:t>1. having or showing arrogant superiority to and scorn for people or things perceived to be unworthy</w:t>
         <w:br/>
-        <w:t>That Sandra is a foreigner -- she immigrated to Italy from Australia more than 25 years ago -- does not render her a less representative figure. To the contrary. As with many of the world's capital cities, Rome is largely populated by people from other places, and be they from the provinces or from distant lands, the majority are passionate converts whose commitment to where they live exceeds the zeal of natives. Blond and blue-eyed, with an enameled exterior and a warm, caring heart, a lively wit and a perceptive take on people, Sandra chose Rome over London, Paris, New York and Los Angeles, and by that choice she defined the abiding appeal of the city in the very act of defining herself.</w:t>
+        <w:t>2. expressing scorn or contempt</w:t>
         <w:br/>
-        <w:t>Trained as a high-fashion hairdresser, Sandra Kennedy left her hometown of Melbourne in the mid-60's and settled in London, which in those days was reputed to swing "like a pendulum do." It certainly swung for Sandra, who worked for Vogue and later for Vidal Sassoon; in the course of an average day she might be called on by Elizabeth Taylor for a comb out. But as Sandra explains, her deepest desire was "to live in a Latin country," and so in 1968 she moved to Rome, which at the time had become a center of high fashion and film making. Nicknamed Hollywood on the Tiber, the town teemed with movie stars, and Sandra found herself living the fantasy of those self-willed romantic women who run through English language fiction in a straight line from Henry James's Daisy Miller to Tennessee Williams's Mrs. Stone. She landed a few bit parts in movies and started a business in her home, where she did the hair of Clint Eastwood, Peter Finch, Peter Lawford, Vic Morrow and Carroll Baker. Eventually, after she managed to negotiate her path through the city's notorious red tape, she got a permit to open her own elegant salon on Via Barberini, near the end of Via Veneto, and the customers, including Gore Vidal, Joseph Losey and Morris West, kept coming.</w:t>
+        <w:t>The word disdainful has appeared in 26 articles on NYTimes.com in the past year, including on May 27 in the book review "My Father the Frustrated Artist" by Christopher Sorrentino:</w:t>
         <w:br/>
-        <w:t>But as close readers of novels set in Italy might have warned Sandra, the moral of most stories about foreigners, especially women, who are expatriates in Rome is that they wind up deluded, spiritually destroyed or dead. Sure enough, the blind forces of history, economics, politics and terrorism fell upon her. In the late 60's and early 70's, a series of labor disputes and national strikes immobilized the city, and customers couldn't reach Sandra's salon. The Red Brigades, a gang of urban guerrillas, began kneecapping, kidnapping and occasionally killing elected officials, and tourists stopped traveling to Rome. The dollar plunged in value against the lira, the cost of living soared, and movie companies decided it was too expensive and dangerous to film in Hollywood on the Tiber. Then Sandra's landlord announced that he wanted her to vacate the premises so that he could rent to a higher-paying tenant. He reiterated his demand in the time-honored local fashion by breaking into her shop in the middle of the night and smashing all her equipment.</w:t>
+        <w:t>A career employee with Italy's state railway, Federì is convinced that he's financially exploited by his in-laws, stuck with a woman who is "not good enough," and above all snubbed by a clubby art establishment, which he's convinced is disdainful of his working-class status and envious of his talent.</w:t>
         <w:br/>
-        <w:t>FAINTER SOUL MIGHT have fled, but Sandra Kennedy wasn't about to be run out of town. Taking to heart the local aphorism, "Only for death is there no solution," she adapted to changing circumstances and started over. In a reflection of the demographic shift away from areas that used to signify la dolce vita, Sandra moved across town and opened a shop on the Via di Santa Cecilia in the ancient rione of Trastevere. Friends cautioned her that nobody who was anybody would come there. Far from the formally chic areas around Via Veneto, Trastevere -- literally "across the Tiber" -- was in those days a tough working-class neighborhood, suspicious of outsiders, staunchly Communist in politics and seedy and rakish, even if picturesque, in appearance. In its labyrinth of streets, laundry fluttered from overhead lines, housewives leaned out of windows walloping grit from carpets, old ladies watered the cobblestones in front of their apartments and boisterous boys kicked soccer balls.</w:t>
+        <w:t>Whatever else he may be, Federì is neither delusional about his gifts nor a casual dabbler. (The book's dust jacket reproduces "The Drinkers," an impressive painting whose exacting creation by the author's real-life father is recounted in the text.) It isn't hard to identify with Federì's frustration as he's insulted by critics and peers, excluded from exhibitions, deprived of prizes and ultimately forgotten, his paintings moldering for years on municipal-office walls where they barely register with the bored civil servants working beneath them.</w:t>
         <w:br/>
-        <w:t>In a painful early baptism by fire, Sandra was badly injured in the course of a purse snatching. Still, she stuck it out and dealt with the trouble on a personal basis, without calling in the police. This helped win the approval of the neighborhood. "The Italians came through for me," Sandra says. "They passed the word not to touch me and I was to be left alone." Eventually much of the neighborhood became gentrified and modestly well-off, and these days C.I.A. agents and N.P.R. reporters call Trastevere home.</w:t>
+        <w:t>Daily Word Challenge</w:t>
         <w:br/>
-        <w:t>It never hurt her, Sandra concedes, that she was blond and single. "Italians love women. They love to flatter them. Of course, it can get annoying. But as long as I smiled, and my smile had a sliver of ice in it, I was all right."</w:t>
+        <w:t>Can you correctly use the word disdainful in a sentence?</w:t>
         <w:br/>
-        <w:t>The key to survival and success, she acknowledges, was not just to learn the language, but to master the prevailing mores. "In the beginning it was my Anglo-Saxon mentality versus their Latin culture. I realize now sometimes I was wrong. I'd go to the bank, for instance, and they'd ask me to sit down and have a coffee. I'd get angry and say, 'I'm here to do business, not socialize.' Now I'm the one to offer coffee."</w:t>
+        <w:t>Based on the definition and example provided, write a sentence using today's Word of the Day and share it as a comment on this article. It is most important that your sentence makes sense and demonstrates that you understand the word's definition, but we also encourage you to be creative and have fun.</w:t>
         <w:br/>
-        <w:t>HAIRDRESSING FOR WOmen and haircutting for men are only a minor part of the services Sandra provides for a clientele that ranges over a broad spectrum representing every aspect of Roman life. True, she still deals with celebrities, movie stars, directors on location, a contingent of international journalists and television correspondents, and diplomats from every continent. But she also has plenty of Italian customers, including priests and nuns, and a pride of scholars from the American Academy comes down from its marble tower to have a trim, a tint or a touch-up and a quick fill of news and gossip. In recent years at Sandra's, I remember bumping into Gjertrude Schnackenberg, the famously beautiful poet. Her husband, the philosopher Robert Nozick, sat reading essays on the sublime while Gjertrude had her hair done. If I had ever had any doubts that this was an altogether different tonsorial establishment, that encounter ended them.</w:t>
+        <w:t>Then, read some of the other sentences students have submitted and use the "Recommend" button to vote for two original sentences that stand out to you.</w:t>
         <w:br/>
-        <w:t>For reasons Sandra can't quite understand, many of her current Italian clients are teachers and psychiatrists. But then she herself has become proficient as a pedagogue and a therapist. "People bring me all sorts of problems," she says, and in this baroquely complicated city plagued by a byzantine bureaucracy, she often finds herself serving as a community liaison. "I remember the problems I had. So I'm happy to explain the system or introduce people to doctors or lawyers." (In my case, she kept an eye out for tennis players and arranged many a match for me.)</w:t>
+        <w:t>If you want a better idea of how disdainful can be used in a sentence, read these usage examples on Vocabulary.com.</w:t>
         <w:br/>
-        <w:t>"The only thing I stay away from is real estate," she says. "The apartment situation here is impossible. Otherwise, I love Italy. It is my home. I can't think of living anywhere else. But remember, I'm living in the real Italy, not the fantasy."</w:t>
+        <w:t>If you enjoy this daily challenge, try our vocabulary quizzes.</w:t>
         <w:br/>
+        <w:t>Students ages 13 and older in the United States and the United Kingdom, and 16 and older elsewhere, can comment. All comments are moderated by the Learning Network staff.</w:t>
         <w:br/>
-        <w:t>Graphic</w:t>
+        <w:t>The Word of the Day is provided by Vocabulary.com. Learn more and see usage examples across a range of subjects in the Vocabulary.com Dictionary. See every Word of the Day in this column.</w:t>
         <w:br/>
-        <w:br/>
-        <w:t xml:space="preserve"> </w:t>
-        <w:br/>
-        <w:t>Photo: Sandra Kennedy -- therapist and ombudsman as well as hairdresser -- at work in her salon on Via di Santa Cecilia in Trastevere. (Brooks Walker for The New York Times)</w:t>
+        <w:t>PHOTO:  (PHOTOGRAPH BY Cindy Lozito FOR THE NEW YORK TIMES)</w:t>
       </w:r>
     </w:p>
     <w:sectPr>
